--- a/Analysis Table.docx
+++ b/Analysis Table.docx
@@ -20,6 +20,60 @@
         <w:t>) ranking function (view supplies INNER + LEFT JOINs)</w:t>
       </w:r>
     </w:p>
+    <w:p/>
+    <w:p>
+      <w:r>
+        <w:drawing>
+          <wp:inline distT="0" distB="0" distL="0" distR="0" wp14:anchorId="7FB93681" wp14:editId="70B2B877">
+            <wp:extent cx="5731510" cy="2921635"/>
+            <wp:effectExtent l="0" t="0" r="2540" b="0"/>
+            <wp:docPr id="519135036" name="Picture 2"/>
+            <wp:cNvGraphicFramePr>
+              <a:graphicFrameLocks xmlns:a="http://schemas.openxmlformats.org/drawingml/2006/main" noChangeAspect="1"/>
+            </wp:cNvGraphicFramePr>
+            <a:graphic xmlns:a="http://schemas.openxmlformats.org/drawingml/2006/main">
+              <a:graphicData uri="http://schemas.openxmlformats.org/drawingml/2006/picture">
+                <pic:pic xmlns:pic="http://schemas.openxmlformats.org/drawingml/2006/picture">
+                  <pic:nvPicPr>
+                    <pic:cNvPr id="0" name="Picture 6"/>
+                    <pic:cNvPicPr>
+                      <a:picLocks noChangeAspect="1" noChangeArrowheads="1"/>
+                    </pic:cNvPicPr>
+                  </pic:nvPicPr>
+                  <pic:blipFill>
+                    <a:blip r:embed="rId6" cstate="print">
+                      <a:extLst>
+                        <a:ext uri="{28A0092B-C50C-407E-A947-70E740481C1C}">
+                          <a14:useLocalDpi xmlns:a14="http://schemas.microsoft.com/office/drawing/2010/main" val="0"/>
+                        </a:ext>
+                      </a:extLst>
+                    </a:blip>
+                    <a:srcRect/>
+                    <a:stretch>
+                      <a:fillRect/>
+                    </a:stretch>
+                  </pic:blipFill>
+                  <pic:spPr bwMode="auto">
+                    <a:xfrm>
+                      <a:off x="0" y="0"/>
+                      <a:ext cx="5731510" cy="2921635"/>
+                    </a:xfrm>
+                    <a:prstGeom prst="rect">
+                      <a:avLst/>
+                    </a:prstGeom>
+                    <a:noFill/>
+                    <a:ln>
+                      <a:noFill/>
+                    </a:ln>
+                  </pic:spPr>
+                </pic:pic>
+              </a:graphicData>
+            </a:graphic>
+          </wp:inline>
+        </w:drawing>
+      </w:r>
+    </w:p>
+    <w:p/>
     <w:tbl>
       <w:tblPr>
         <w:tblW w:w="0" w:type="auto"/>
@@ -954,6 +1008,7 @@
           </w:tcPr>
           <w:p>
             <w:r>
+              <w:lastRenderedPageBreak/>
               <w:t>Hypertensive Crisis</w:t>
             </w:r>
           </w:p>
@@ -1028,6 +1083,60 @@
         <w:t>) ranking function, subquery</w:t>
       </w:r>
     </w:p>
+    <w:p/>
+    <w:p>
+      <w:r>
+        <w:drawing>
+          <wp:inline distT="0" distB="0" distL="0" distR="0" wp14:anchorId="1E49C432" wp14:editId="238CEED2">
+            <wp:extent cx="5731510" cy="2787650"/>
+            <wp:effectExtent l="0" t="0" r="2540" b="0"/>
+            <wp:docPr id="498181845" name="Picture 4"/>
+            <wp:cNvGraphicFramePr>
+              <a:graphicFrameLocks xmlns:a="http://schemas.openxmlformats.org/drawingml/2006/main" noChangeAspect="1"/>
+            </wp:cNvGraphicFramePr>
+            <a:graphic xmlns:a="http://schemas.openxmlformats.org/drawingml/2006/main">
+              <a:graphicData uri="http://schemas.openxmlformats.org/drawingml/2006/picture">
+                <pic:pic xmlns:pic="http://schemas.openxmlformats.org/drawingml/2006/picture">
+                  <pic:nvPicPr>
+                    <pic:cNvPr id="0" name="Picture 13"/>
+                    <pic:cNvPicPr>
+                      <a:picLocks noChangeAspect="1" noChangeArrowheads="1"/>
+                    </pic:cNvPicPr>
+                  </pic:nvPicPr>
+                  <pic:blipFill>
+                    <a:blip r:embed="rId7" cstate="print">
+                      <a:extLst>
+                        <a:ext uri="{28A0092B-C50C-407E-A947-70E740481C1C}">
+                          <a14:useLocalDpi xmlns:a14="http://schemas.microsoft.com/office/drawing/2010/main" val="0"/>
+                        </a:ext>
+                      </a:extLst>
+                    </a:blip>
+                    <a:srcRect/>
+                    <a:stretch>
+                      <a:fillRect/>
+                    </a:stretch>
+                  </pic:blipFill>
+                  <pic:spPr bwMode="auto">
+                    <a:xfrm>
+                      <a:off x="0" y="0"/>
+                      <a:ext cx="5731510" cy="2787650"/>
+                    </a:xfrm>
+                    <a:prstGeom prst="rect">
+                      <a:avLst/>
+                    </a:prstGeom>
+                    <a:noFill/>
+                    <a:ln>
+                      <a:noFill/>
+                    </a:ln>
+                  </pic:spPr>
+                </pic:pic>
+              </a:graphicData>
+            </a:graphic>
+          </wp:inline>
+        </w:drawing>
+      </w:r>
+    </w:p>
+    <w:p/>
     <w:tbl>
       <w:tblPr>
         <w:tblW w:w="0" w:type="auto"/>
@@ -1513,238 +1622,238 @@
           </w:tcPr>
           <w:p>
             <w:r>
+              <w:t>Colorado</w:t>
+            </w:r>
+          </w:p>
+        </w:tc>
+        <w:tc>
+          <w:tcPr>
+            <w:tcW w:w="0" w:type="auto"/>
+            <w:vAlign w:val="center"/>
+            <w:hideMark/>
+          </w:tcPr>
+          <w:p>
+            <w:r>
+              <w:t>880</w:t>
+            </w:r>
+          </w:p>
+        </w:tc>
+        <w:tc>
+          <w:tcPr>
+            <w:tcW w:w="0" w:type="auto"/>
+            <w:vAlign w:val="center"/>
+            <w:hideMark/>
+          </w:tcPr>
+          <w:p>
+            <w:r>
+              <w:t>142</w:t>
+            </w:r>
+          </w:p>
+        </w:tc>
+        <w:tc>
+          <w:tcPr>
+            <w:tcW w:w="0" w:type="auto"/>
+            <w:vAlign w:val="center"/>
+            <w:hideMark/>
+          </w:tcPr>
+          <w:p>
+            <w:r>
+              <w:t>16.14</w:t>
+            </w:r>
+          </w:p>
+        </w:tc>
+        <w:tc>
+          <w:tcPr>
+            <w:tcW w:w="0" w:type="auto"/>
+            <w:vAlign w:val="center"/>
+            <w:hideMark/>
+          </w:tcPr>
+          <w:p>
+            <w:r>
+              <w:t>-0.05</w:t>
+            </w:r>
+          </w:p>
+        </w:tc>
+        <w:tc>
+          <w:tcPr>
+            <w:tcW w:w="0" w:type="auto"/>
+            <w:vAlign w:val="center"/>
+            <w:hideMark/>
+          </w:tcPr>
+          <w:p>
+            <w:r>
+              <w:t>5</w:t>
+            </w:r>
+          </w:p>
+        </w:tc>
+      </w:tr>
+      <w:tr>
+        <w:trPr>
+          <w:tblCellSpacing w:w="15" w:type="dxa"/>
+        </w:trPr>
+        <w:tc>
+          <w:tcPr>
+            <w:tcW w:w="0" w:type="auto"/>
+            <w:vAlign w:val="center"/>
+            <w:hideMark/>
+          </w:tcPr>
+          <w:p>
+            <w:r>
+              <w:t>Southern California</w:t>
+            </w:r>
+          </w:p>
+        </w:tc>
+        <w:tc>
+          <w:tcPr>
+            <w:tcW w:w="0" w:type="auto"/>
+            <w:vAlign w:val="center"/>
+            <w:hideMark/>
+          </w:tcPr>
+          <w:p>
+            <w:r>
+              <w:t>3,718</w:t>
+            </w:r>
+          </w:p>
+        </w:tc>
+        <w:tc>
+          <w:tcPr>
+            <w:tcW w:w="0" w:type="auto"/>
+            <w:vAlign w:val="center"/>
+            <w:hideMark/>
+          </w:tcPr>
+          <w:p>
+            <w:r>
+              <w:t>581</w:t>
+            </w:r>
+          </w:p>
+        </w:tc>
+        <w:tc>
+          <w:tcPr>
+            <w:tcW w:w="0" w:type="auto"/>
+            <w:vAlign w:val="center"/>
+            <w:hideMark/>
+          </w:tcPr>
+          <w:p>
+            <w:r>
+              <w:t>15.63</w:t>
+            </w:r>
+          </w:p>
+        </w:tc>
+        <w:tc>
+          <w:tcPr>
+            <w:tcW w:w="0" w:type="auto"/>
+            <w:vAlign w:val="center"/>
+            <w:hideMark/>
+          </w:tcPr>
+          <w:p>
+            <w:r>
+              <w:t>-0.56</w:t>
+            </w:r>
+          </w:p>
+        </w:tc>
+        <w:tc>
+          <w:tcPr>
+            <w:tcW w:w="0" w:type="auto"/>
+            <w:vAlign w:val="center"/>
+            <w:hideMark/>
+          </w:tcPr>
+          <w:p>
+            <w:r>
+              <w:t>6</w:t>
+            </w:r>
+          </w:p>
+        </w:tc>
+      </w:tr>
+      <w:tr>
+        <w:trPr>
+          <w:tblCellSpacing w:w="15" w:type="dxa"/>
+        </w:trPr>
+        <w:tc>
+          <w:tcPr>
+            <w:tcW w:w="0" w:type="auto"/>
+            <w:vAlign w:val="center"/>
+            <w:hideMark/>
+          </w:tcPr>
+          <w:p>
+            <w:r>
+              <w:t>Northern California</w:t>
+            </w:r>
+          </w:p>
+        </w:tc>
+        <w:tc>
+          <w:tcPr>
+            <w:tcW w:w="0" w:type="auto"/>
+            <w:vAlign w:val="center"/>
+            <w:hideMark/>
+          </w:tcPr>
+          <w:p>
+            <w:r>
+              <w:t>3,460</w:t>
+            </w:r>
+          </w:p>
+        </w:tc>
+        <w:tc>
+          <w:tcPr>
+            <w:tcW w:w="0" w:type="auto"/>
+            <w:vAlign w:val="center"/>
+            <w:hideMark/>
+          </w:tcPr>
+          <w:p>
+            <w:r>
+              <w:t>540</w:t>
+            </w:r>
+          </w:p>
+        </w:tc>
+        <w:tc>
+          <w:tcPr>
+            <w:tcW w:w="0" w:type="auto"/>
+            <w:vAlign w:val="center"/>
+            <w:hideMark/>
+          </w:tcPr>
+          <w:p>
+            <w:r>
+              <w:t>15.61</w:t>
+            </w:r>
+          </w:p>
+        </w:tc>
+        <w:tc>
+          <w:tcPr>
+            <w:tcW w:w="0" w:type="auto"/>
+            <w:vAlign w:val="center"/>
+            <w:hideMark/>
+          </w:tcPr>
+          <w:p>
+            <w:r>
+              <w:t>-0.58</w:t>
+            </w:r>
+          </w:p>
+        </w:tc>
+        <w:tc>
+          <w:tcPr>
+            <w:tcW w:w="0" w:type="auto"/>
+            <w:vAlign w:val="center"/>
+            <w:hideMark/>
+          </w:tcPr>
+          <w:p>
+            <w:r>
+              <w:t>7</w:t>
+            </w:r>
+          </w:p>
+        </w:tc>
+      </w:tr>
+      <w:tr>
+        <w:trPr>
+          <w:tblCellSpacing w:w="15" w:type="dxa"/>
+        </w:trPr>
+        <w:tc>
+          <w:tcPr>
+            <w:tcW w:w="0" w:type="auto"/>
+            <w:vAlign w:val="center"/>
+            <w:hideMark/>
+          </w:tcPr>
+          <w:p>
+            <w:r>
               <w:lastRenderedPageBreak/>
-              <w:t>Colorado</w:t>
-            </w:r>
-          </w:p>
-        </w:tc>
-        <w:tc>
-          <w:tcPr>
-            <w:tcW w:w="0" w:type="auto"/>
-            <w:vAlign w:val="center"/>
-            <w:hideMark/>
-          </w:tcPr>
-          <w:p>
-            <w:r>
-              <w:t>880</w:t>
-            </w:r>
-          </w:p>
-        </w:tc>
-        <w:tc>
-          <w:tcPr>
-            <w:tcW w:w="0" w:type="auto"/>
-            <w:vAlign w:val="center"/>
-            <w:hideMark/>
-          </w:tcPr>
-          <w:p>
-            <w:r>
-              <w:t>142</w:t>
-            </w:r>
-          </w:p>
-        </w:tc>
-        <w:tc>
-          <w:tcPr>
-            <w:tcW w:w="0" w:type="auto"/>
-            <w:vAlign w:val="center"/>
-            <w:hideMark/>
-          </w:tcPr>
-          <w:p>
-            <w:r>
-              <w:t>16.14</w:t>
-            </w:r>
-          </w:p>
-        </w:tc>
-        <w:tc>
-          <w:tcPr>
-            <w:tcW w:w="0" w:type="auto"/>
-            <w:vAlign w:val="center"/>
-            <w:hideMark/>
-          </w:tcPr>
-          <w:p>
-            <w:r>
-              <w:t>-0.05</w:t>
-            </w:r>
-          </w:p>
-        </w:tc>
-        <w:tc>
-          <w:tcPr>
-            <w:tcW w:w="0" w:type="auto"/>
-            <w:vAlign w:val="center"/>
-            <w:hideMark/>
-          </w:tcPr>
-          <w:p>
-            <w:r>
-              <w:t>5</w:t>
-            </w:r>
-          </w:p>
-        </w:tc>
-      </w:tr>
-      <w:tr>
-        <w:trPr>
-          <w:tblCellSpacing w:w="15" w:type="dxa"/>
-        </w:trPr>
-        <w:tc>
-          <w:tcPr>
-            <w:tcW w:w="0" w:type="auto"/>
-            <w:vAlign w:val="center"/>
-            <w:hideMark/>
-          </w:tcPr>
-          <w:p>
-            <w:r>
-              <w:t>Southern California</w:t>
-            </w:r>
-          </w:p>
-        </w:tc>
-        <w:tc>
-          <w:tcPr>
-            <w:tcW w:w="0" w:type="auto"/>
-            <w:vAlign w:val="center"/>
-            <w:hideMark/>
-          </w:tcPr>
-          <w:p>
-            <w:r>
-              <w:t>3,718</w:t>
-            </w:r>
-          </w:p>
-        </w:tc>
-        <w:tc>
-          <w:tcPr>
-            <w:tcW w:w="0" w:type="auto"/>
-            <w:vAlign w:val="center"/>
-            <w:hideMark/>
-          </w:tcPr>
-          <w:p>
-            <w:r>
-              <w:t>581</w:t>
-            </w:r>
-          </w:p>
-        </w:tc>
-        <w:tc>
-          <w:tcPr>
-            <w:tcW w:w="0" w:type="auto"/>
-            <w:vAlign w:val="center"/>
-            <w:hideMark/>
-          </w:tcPr>
-          <w:p>
-            <w:r>
-              <w:t>15.63</w:t>
-            </w:r>
-          </w:p>
-        </w:tc>
-        <w:tc>
-          <w:tcPr>
-            <w:tcW w:w="0" w:type="auto"/>
-            <w:vAlign w:val="center"/>
-            <w:hideMark/>
-          </w:tcPr>
-          <w:p>
-            <w:r>
-              <w:t>-0.56</w:t>
-            </w:r>
-          </w:p>
-        </w:tc>
-        <w:tc>
-          <w:tcPr>
-            <w:tcW w:w="0" w:type="auto"/>
-            <w:vAlign w:val="center"/>
-            <w:hideMark/>
-          </w:tcPr>
-          <w:p>
-            <w:r>
-              <w:t>6</w:t>
-            </w:r>
-          </w:p>
-        </w:tc>
-      </w:tr>
-      <w:tr>
-        <w:trPr>
-          <w:tblCellSpacing w:w="15" w:type="dxa"/>
-        </w:trPr>
-        <w:tc>
-          <w:tcPr>
-            <w:tcW w:w="0" w:type="auto"/>
-            <w:vAlign w:val="center"/>
-            <w:hideMark/>
-          </w:tcPr>
-          <w:p>
-            <w:r>
-              <w:t>Northern California</w:t>
-            </w:r>
-          </w:p>
-        </w:tc>
-        <w:tc>
-          <w:tcPr>
-            <w:tcW w:w="0" w:type="auto"/>
-            <w:vAlign w:val="center"/>
-            <w:hideMark/>
-          </w:tcPr>
-          <w:p>
-            <w:r>
-              <w:t>3,460</w:t>
-            </w:r>
-          </w:p>
-        </w:tc>
-        <w:tc>
-          <w:tcPr>
-            <w:tcW w:w="0" w:type="auto"/>
-            <w:vAlign w:val="center"/>
-            <w:hideMark/>
-          </w:tcPr>
-          <w:p>
-            <w:r>
-              <w:t>540</w:t>
-            </w:r>
-          </w:p>
-        </w:tc>
-        <w:tc>
-          <w:tcPr>
-            <w:tcW w:w="0" w:type="auto"/>
-            <w:vAlign w:val="center"/>
-            <w:hideMark/>
-          </w:tcPr>
-          <w:p>
-            <w:r>
-              <w:t>15.61</w:t>
-            </w:r>
-          </w:p>
-        </w:tc>
-        <w:tc>
-          <w:tcPr>
-            <w:tcW w:w="0" w:type="auto"/>
-            <w:vAlign w:val="center"/>
-            <w:hideMark/>
-          </w:tcPr>
-          <w:p>
-            <w:r>
-              <w:t>-0.58</w:t>
-            </w:r>
-          </w:p>
-        </w:tc>
-        <w:tc>
-          <w:tcPr>
-            <w:tcW w:w="0" w:type="auto"/>
-            <w:vAlign w:val="center"/>
-            <w:hideMark/>
-          </w:tcPr>
-          <w:p>
-            <w:r>
-              <w:t>7</w:t>
-            </w:r>
-          </w:p>
-        </w:tc>
-      </w:tr>
-      <w:tr>
-        <w:trPr>
-          <w:tblCellSpacing w:w="15" w:type="dxa"/>
-        </w:trPr>
-        <w:tc>
-          <w:tcPr>
-            <w:tcW w:w="0" w:type="auto"/>
-            <w:vAlign w:val="center"/>
-            <w:hideMark/>
-          </w:tcPr>
-          <w:p>
-            <w:r>
               <w:t>Hawaii</w:t>
             </w:r>
           </w:p>
@@ -1907,6 +2016,60 @@
         <w:t>) OVER (PARTITION BY ...) window + ranking function</w:t>
       </w:r>
     </w:p>
+    <w:p/>
+    <w:p>
+      <w:r>
+        <w:drawing>
+          <wp:inline distT="0" distB="0" distL="0" distR="0" wp14:anchorId="16329DF0" wp14:editId="49E9A5DD">
+            <wp:extent cx="5731510" cy="2948940"/>
+            <wp:effectExtent l="0" t="0" r="2540" b="3810"/>
+            <wp:docPr id="1652814163" name="Picture 6"/>
+            <wp:cNvGraphicFramePr>
+              <a:graphicFrameLocks xmlns:a="http://schemas.openxmlformats.org/drawingml/2006/main" noChangeAspect="1"/>
+            </wp:cNvGraphicFramePr>
+            <a:graphic xmlns:a="http://schemas.openxmlformats.org/drawingml/2006/main">
+              <a:graphicData uri="http://schemas.openxmlformats.org/drawingml/2006/picture">
+                <pic:pic xmlns:pic="http://schemas.openxmlformats.org/drawingml/2006/picture">
+                  <pic:nvPicPr>
+                    <pic:cNvPr id="0" name="Picture 20"/>
+                    <pic:cNvPicPr>
+                      <a:picLocks noChangeAspect="1" noChangeArrowheads="1"/>
+                    </pic:cNvPicPr>
+                  </pic:nvPicPr>
+                  <pic:blipFill>
+                    <a:blip r:embed="rId8" cstate="print">
+                      <a:extLst>
+                        <a:ext uri="{28A0092B-C50C-407E-A947-70E740481C1C}">
+                          <a14:useLocalDpi xmlns:a14="http://schemas.microsoft.com/office/drawing/2010/main" val="0"/>
+                        </a:ext>
+                      </a:extLst>
+                    </a:blip>
+                    <a:srcRect/>
+                    <a:stretch>
+                      <a:fillRect/>
+                    </a:stretch>
+                  </pic:blipFill>
+                  <pic:spPr bwMode="auto">
+                    <a:xfrm>
+                      <a:off x="0" y="0"/>
+                      <a:ext cx="5731510" cy="2948940"/>
+                    </a:xfrm>
+                    <a:prstGeom prst="rect">
+                      <a:avLst/>
+                    </a:prstGeom>
+                    <a:noFill/>
+                    <a:ln>
+                      <a:noFill/>
+                    </a:ln>
+                  </pic:spPr>
+                </pic:pic>
+              </a:graphicData>
+            </a:graphic>
+          </wp:inline>
+        </w:drawing>
+      </w:r>
+    </w:p>
+    <w:p/>
     <w:p/>
     <w:tbl>
       <w:tblPr>
@@ -2496,6 +2659,7 @@
           </w:tcPr>
           <w:p>
             <w:r>
+              <w:lastRenderedPageBreak/>
               <w:t>Hawaii</w:t>
             </w:r>
           </w:p>
@@ -2981,977 +3145,977 @@
           </w:tcPr>
           <w:p>
             <w:r>
+              <w:t>Nevada</w:t>
+            </w:r>
+          </w:p>
+        </w:tc>
+        <w:tc>
+          <w:tcPr>
+            <w:tcW w:w="0" w:type="auto"/>
+            <w:vAlign w:val="center"/>
+            <w:hideMark/>
+          </w:tcPr>
+          <w:p>
+            <w:r>
+              <w:t xml:space="preserve">North Las Vegas Medical </w:t>
+            </w:r>
+            <w:proofErr w:type="spellStart"/>
+            <w:r>
+              <w:t>Center</w:t>
+            </w:r>
+            <w:proofErr w:type="spellEnd"/>
+            <w:r>
+              <w:t xml:space="preserve"> (synthetic)</w:t>
+            </w:r>
+          </w:p>
+        </w:tc>
+        <w:tc>
+          <w:tcPr>
+            <w:tcW w:w="0" w:type="auto"/>
+            <w:vAlign w:val="center"/>
+            <w:hideMark/>
+          </w:tcPr>
+          <w:p>
+            <w:r>
+              <w:t>296</w:t>
+            </w:r>
+          </w:p>
+        </w:tc>
+        <w:tc>
+          <w:tcPr>
+            <w:tcW w:w="0" w:type="auto"/>
+            <w:vAlign w:val="center"/>
+            <w:hideMark/>
+          </w:tcPr>
+          <w:p>
+            <w:r>
+              <w:t>4.74</w:t>
+            </w:r>
+          </w:p>
+        </w:tc>
+        <w:tc>
+          <w:tcPr>
+            <w:tcW w:w="0" w:type="auto"/>
+            <w:vAlign w:val="center"/>
+            <w:hideMark/>
+          </w:tcPr>
+          <w:p>
+            <w:r>
+              <w:t>17.91</w:t>
+            </w:r>
+          </w:p>
+        </w:tc>
+        <w:tc>
+          <w:tcPr>
+            <w:tcW w:w="0" w:type="auto"/>
+            <w:vAlign w:val="center"/>
+            <w:hideMark/>
+          </w:tcPr>
+          <w:p>
+            <w:r>
+              <w:t>1</w:t>
+            </w:r>
+          </w:p>
+        </w:tc>
+        <w:tc>
+          <w:tcPr>
+            <w:tcW w:w="0" w:type="auto"/>
+            <w:vAlign w:val="center"/>
+            <w:hideMark/>
+          </w:tcPr>
+          <w:p>
+            <w:r>
+              <w:t>6</w:t>
+            </w:r>
+          </w:p>
+        </w:tc>
+      </w:tr>
+      <w:tr>
+        <w:trPr>
+          <w:tblCellSpacing w:w="15" w:type="dxa"/>
+        </w:trPr>
+        <w:tc>
+          <w:tcPr>
+            <w:tcW w:w="0" w:type="auto"/>
+            <w:vAlign w:val="center"/>
+            <w:hideMark/>
+          </w:tcPr>
+          <w:p>
+            <w:r>
+              <w:t>Nevada</w:t>
+            </w:r>
+          </w:p>
+        </w:tc>
+        <w:tc>
+          <w:tcPr>
+            <w:tcW w:w="0" w:type="auto"/>
+            <w:vAlign w:val="center"/>
+            <w:hideMark/>
+          </w:tcPr>
+          <w:p>
+            <w:r>
+              <w:t xml:space="preserve">Las Vegas Medical </w:t>
+            </w:r>
+            <w:proofErr w:type="spellStart"/>
+            <w:r>
+              <w:t>Center</w:t>
+            </w:r>
+            <w:proofErr w:type="spellEnd"/>
+            <w:r>
+              <w:t xml:space="preserve"> (synthetic)</w:t>
+            </w:r>
+          </w:p>
+        </w:tc>
+        <w:tc>
+          <w:tcPr>
+            <w:tcW w:w="0" w:type="auto"/>
+            <w:vAlign w:val="center"/>
+            <w:hideMark/>
+          </w:tcPr>
+          <w:p>
+            <w:r>
+              <w:t>289</w:t>
+            </w:r>
+          </w:p>
+        </w:tc>
+        <w:tc>
+          <w:tcPr>
+            <w:tcW w:w="0" w:type="auto"/>
+            <w:vAlign w:val="center"/>
+            <w:hideMark/>
+          </w:tcPr>
+          <w:p>
+            <w:r>
+              <w:t>4.48</w:t>
+            </w:r>
+          </w:p>
+        </w:tc>
+        <w:tc>
+          <w:tcPr>
+            <w:tcW w:w="0" w:type="auto"/>
+            <w:vAlign w:val="center"/>
+            <w:hideMark/>
+          </w:tcPr>
+          <w:p>
+            <w:r>
+              <w:t>16.96</w:t>
+            </w:r>
+          </w:p>
+        </w:tc>
+        <w:tc>
+          <w:tcPr>
+            <w:tcW w:w="0" w:type="auto"/>
+            <w:vAlign w:val="center"/>
+            <w:hideMark/>
+          </w:tcPr>
+          <w:p>
+            <w:r>
+              <w:t>2</w:t>
+            </w:r>
+          </w:p>
+        </w:tc>
+        <w:tc>
+          <w:tcPr>
+            <w:tcW w:w="0" w:type="auto"/>
+            <w:vAlign w:val="center"/>
+            <w:hideMark/>
+          </w:tcPr>
+          <w:p>
+            <w:r>
+              <w:t>20</w:t>
+            </w:r>
+          </w:p>
+        </w:tc>
+      </w:tr>
+      <w:tr>
+        <w:trPr>
+          <w:tblCellSpacing w:w="15" w:type="dxa"/>
+        </w:trPr>
+        <w:tc>
+          <w:tcPr>
+            <w:tcW w:w="0" w:type="auto"/>
+            <w:vAlign w:val="center"/>
+            <w:hideMark/>
+          </w:tcPr>
+          <w:p>
+            <w:r>
+              <w:t>Northern California</w:t>
+            </w:r>
+          </w:p>
+        </w:tc>
+        <w:tc>
+          <w:tcPr>
+            <w:tcW w:w="0" w:type="auto"/>
+            <w:vAlign w:val="center"/>
+            <w:hideMark/>
+          </w:tcPr>
+          <w:p>
+            <w:r>
+              <w:t xml:space="preserve">Vallejo Medical </w:t>
+            </w:r>
+            <w:proofErr w:type="spellStart"/>
+            <w:r>
+              <w:t>Center</w:t>
+            </w:r>
+            <w:proofErr w:type="spellEnd"/>
+            <w:r>
+              <w:t xml:space="preserve"> (synthetic)</w:t>
+            </w:r>
+          </w:p>
+        </w:tc>
+        <w:tc>
+          <w:tcPr>
+            <w:tcW w:w="0" w:type="auto"/>
+            <w:vAlign w:val="center"/>
+            <w:hideMark/>
+          </w:tcPr>
+          <w:p>
+            <w:r>
+              <w:t>896</w:t>
+            </w:r>
+          </w:p>
+        </w:tc>
+        <w:tc>
+          <w:tcPr>
+            <w:tcW w:w="0" w:type="auto"/>
+            <w:vAlign w:val="center"/>
+            <w:hideMark/>
+          </w:tcPr>
+          <w:p>
+            <w:r>
+              <w:t>4.70</w:t>
+            </w:r>
+          </w:p>
+        </w:tc>
+        <w:tc>
+          <w:tcPr>
+            <w:tcW w:w="0" w:type="auto"/>
+            <w:vAlign w:val="center"/>
+            <w:hideMark/>
+          </w:tcPr>
+          <w:p>
+            <w:r>
+              <w:t>14.96</w:t>
+            </w:r>
+          </w:p>
+        </w:tc>
+        <w:tc>
+          <w:tcPr>
+            <w:tcW w:w="0" w:type="auto"/>
+            <w:vAlign w:val="center"/>
+            <w:hideMark/>
+          </w:tcPr>
+          <w:p>
+            <w:r>
+              <w:t>1</w:t>
+            </w:r>
+          </w:p>
+        </w:tc>
+        <w:tc>
+          <w:tcPr>
+            <w:tcW w:w="0" w:type="auto"/>
+            <w:vAlign w:val="center"/>
+            <w:hideMark/>
+          </w:tcPr>
+          <w:p>
+            <w:r>
+              <w:t>9</w:t>
+            </w:r>
+          </w:p>
+        </w:tc>
+      </w:tr>
+      <w:tr>
+        <w:trPr>
+          <w:tblCellSpacing w:w="15" w:type="dxa"/>
+        </w:trPr>
+        <w:tc>
+          <w:tcPr>
+            <w:tcW w:w="0" w:type="auto"/>
+            <w:vAlign w:val="center"/>
+            <w:hideMark/>
+          </w:tcPr>
+          <w:p>
+            <w:r>
+              <w:t>Northern California</w:t>
+            </w:r>
+          </w:p>
+        </w:tc>
+        <w:tc>
+          <w:tcPr>
+            <w:tcW w:w="0" w:type="auto"/>
+            <w:vAlign w:val="center"/>
+            <w:hideMark/>
+          </w:tcPr>
+          <w:p>
+            <w:r>
+              <w:t xml:space="preserve">Sacramento Medical </w:t>
+            </w:r>
+            <w:proofErr w:type="spellStart"/>
+            <w:r>
+              <w:t>Center</w:t>
+            </w:r>
+            <w:proofErr w:type="spellEnd"/>
+            <w:r>
+              <w:t xml:space="preserve"> (synthetic)</w:t>
+            </w:r>
+          </w:p>
+        </w:tc>
+        <w:tc>
+          <w:tcPr>
+            <w:tcW w:w="0" w:type="auto"/>
+            <w:vAlign w:val="center"/>
+            <w:hideMark/>
+          </w:tcPr>
+          <w:p>
+            <w:r>
+              <w:t>873</w:t>
+            </w:r>
+          </w:p>
+        </w:tc>
+        <w:tc>
+          <w:tcPr>
+            <w:tcW w:w="0" w:type="auto"/>
+            <w:vAlign w:val="center"/>
+            <w:hideMark/>
+          </w:tcPr>
+          <w:p>
+            <w:r>
+              <w:t>4.62</w:t>
+            </w:r>
+          </w:p>
+        </w:tc>
+        <w:tc>
+          <w:tcPr>
+            <w:tcW w:w="0" w:type="auto"/>
+            <w:vAlign w:val="center"/>
+            <w:hideMark/>
+          </w:tcPr>
+          <w:p>
+            <w:r>
+              <w:t>15.81</w:t>
+            </w:r>
+          </w:p>
+        </w:tc>
+        <w:tc>
+          <w:tcPr>
+            <w:tcW w:w="0" w:type="auto"/>
+            <w:vAlign w:val="center"/>
+            <w:hideMark/>
+          </w:tcPr>
+          <w:p>
+            <w:r>
+              <w:t>2</w:t>
+            </w:r>
+          </w:p>
+        </w:tc>
+        <w:tc>
+          <w:tcPr>
+            <w:tcW w:w="0" w:type="auto"/>
+            <w:vAlign w:val="center"/>
+            <w:hideMark/>
+          </w:tcPr>
+          <w:p>
+            <w:r>
+              <w:t>16</w:t>
+            </w:r>
+          </w:p>
+        </w:tc>
+      </w:tr>
+      <w:tr>
+        <w:trPr>
+          <w:tblCellSpacing w:w="15" w:type="dxa"/>
+        </w:trPr>
+        <w:tc>
+          <w:tcPr>
+            <w:tcW w:w="0" w:type="auto"/>
+            <w:vAlign w:val="center"/>
+            <w:hideMark/>
+          </w:tcPr>
+          <w:p>
+            <w:r>
+              <w:t>Northern California</w:t>
+            </w:r>
+          </w:p>
+        </w:tc>
+        <w:tc>
+          <w:tcPr>
+            <w:tcW w:w="0" w:type="auto"/>
+            <w:vAlign w:val="center"/>
+            <w:hideMark/>
+          </w:tcPr>
+          <w:p>
+            <w:r>
+              <w:t xml:space="preserve">San Francisco Medical </w:t>
+            </w:r>
+            <w:proofErr w:type="spellStart"/>
+            <w:r>
+              <w:t>Center</w:t>
+            </w:r>
+            <w:proofErr w:type="spellEnd"/>
+            <w:r>
+              <w:t xml:space="preserve"> (synthetic)</w:t>
+            </w:r>
+          </w:p>
+        </w:tc>
+        <w:tc>
+          <w:tcPr>
+            <w:tcW w:w="0" w:type="auto"/>
+            <w:vAlign w:val="center"/>
+            <w:hideMark/>
+          </w:tcPr>
+          <w:p>
+            <w:r>
+              <w:t>859</w:t>
+            </w:r>
+          </w:p>
+        </w:tc>
+        <w:tc>
+          <w:tcPr>
+            <w:tcW w:w="0" w:type="auto"/>
+            <w:vAlign w:val="center"/>
+            <w:hideMark/>
+          </w:tcPr>
+          <w:p>
+            <w:r>
+              <w:t>4.57</w:t>
+            </w:r>
+          </w:p>
+        </w:tc>
+        <w:tc>
+          <w:tcPr>
+            <w:tcW w:w="0" w:type="auto"/>
+            <w:vAlign w:val="center"/>
+            <w:hideMark/>
+          </w:tcPr>
+          <w:p>
+            <w:r>
+              <w:t>14.20</w:t>
+            </w:r>
+          </w:p>
+        </w:tc>
+        <w:tc>
+          <w:tcPr>
+            <w:tcW w:w="0" w:type="auto"/>
+            <w:vAlign w:val="center"/>
+            <w:hideMark/>
+          </w:tcPr>
+          <w:p>
+            <w:r>
+              <w:t>3</w:t>
+            </w:r>
+          </w:p>
+        </w:tc>
+        <w:tc>
+          <w:tcPr>
+            <w:tcW w:w="0" w:type="auto"/>
+            <w:vAlign w:val="center"/>
+            <w:hideMark/>
+          </w:tcPr>
+          <w:p>
+            <w:r>
+              <w:t>18</w:t>
+            </w:r>
+          </w:p>
+        </w:tc>
+      </w:tr>
+      <w:tr>
+        <w:trPr>
+          <w:tblCellSpacing w:w="15" w:type="dxa"/>
+        </w:trPr>
+        <w:tc>
+          <w:tcPr>
+            <w:tcW w:w="0" w:type="auto"/>
+            <w:vAlign w:val="center"/>
+            <w:hideMark/>
+          </w:tcPr>
+          <w:p>
+            <w:r>
+              <w:t>Northern California</w:t>
+            </w:r>
+          </w:p>
+        </w:tc>
+        <w:tc>
+          <w:tcPr>
+            <w:tcW w:w="0" w:type="auto"/>
+            <w:vAlign w:val="center"/>
+            <w:hideMark/>
+          </w:tcPr>
+          <w:p>
+            <w:r>
+              <w:t xml:space="preserve">San Jose Medical </w:t>
+            </w:r>
+            <w:proofErr w:type="spellStart"/>
+            <w:r>
+              <w:t>Center</w:t>
+            </w:r>
+            <w:proofErr w:type="spellEnd"/>
+            <w:r>
+              <w:t xml:space="preserve"> (synthetic)</w:t>
+            </w:r>
+          </w:p>
+        </w:tc>
+        <w:tc>
+          <w:tcPr>
+            <w:tcW w:w="0" w:type="auto"/>
+            <w:vAlign w:val="center"/>
+            <w:hideMark/>
+          </w:tcPr>
+          <w:p>
+            <w:r>
+              <w:t>832</w:t>
+            </w:r>
+          </w:p>
+        </w:tc>
+        <w:tc>
+          <w:tcPr>
+            <w:tcW w:w="0" w:type="auto"/>
+            <w:vAlign w:val="center"/>
+            <w:hideMark/>
+          </w:tcPr>
+          <w:p>
+            <w:r>
+              <w:t>4.40</w:t>
+            </w:r>
+          </w:p>
+        </w:tc>
+        <w:tc>
+          <w:tcPr>
+            <w:tcW w:w="0" w:type="auto"/>
+            <w:vAlign w:val="center"/>
+            <w:hideMark/>
+          </w:tcPr>
+          <w:p>
+            <w:r>
+              <w:t>17.55</w:t>
+            </w:r>
+          </w:p>
+        </w:tc>
+        <w:tc>
+          <w:tcPr>
+            <w:tcW w:w="0" w:type="auto"/>
+            <w:vAlign w:val="center"/>
+            <w:hideMark/>
+          </w:tcPr>
+          <w:p>
+            <w:r>
+              <w:t>4</w:t>
+            </w:r>
+          </w:p>
+        </w:tc>
+        <w:tc>
+          <w:tcPr>
+            <w:tcW w:w="0" w:type="auto"/>
+            <w:vAlign w:val="center"/>
+            <w:hideMark/>
+          </w:tcPr>
+          <w:p>
+            <w:r>
+              <w:t>22</w:t>
+            </w:r>
+          </w:p>
+        </w:tc>
+      </w:tr>
+      <w:tr>
+        <w:trPr>
+          <w:tblCellSpacing w:w="15" w:type="dxa"/>
+        </w:trPr>
+        <w:tc>
+          <w:tcPr>
+            <w:tcW w:w="0" w:type="auto"/>
+            <w:vAlign w:val="center"/>
+            <w:hideMark/>
+          </w:tcPr>
+          <w:p>
+            <w:r>
+              <w:t>Northwest (OR / SW WA)</w:t>
+            </w:r>
+          </w:p>
+        </w:tc>
+        <w:tc>
+          <w:tcPr>
+            <w:tcW w:w="0" w:type="auto"/>
+            <w:vAlign w:val="center"/>
+            <w:hideMark/>
+          </w:tcPr>
+          <w:p>
+            <w:r>
+              <w:t xml:space="preserve">Longview Medical </w:t>
+            </w:r>
+            <w:proofErr w:type="spellStart"/>
+            <w:r>
+              <w:t>Center</w:t>
+            </w:r>
+            <w:proofErr w:type="spellEnd"/>
+            <w:r>
+              <w:t xml:space="preserve"> (synthetic)</w:t>
+            </w:r>
+          </w:p>
+        </w:tc>
+        <w:tc>
+          <w:tcPr>
+            <w:tcW w:w="0" w:type="auto"/>
+            <w:vAlign w:val="center"/>
+            <w:hideMark/>
+          </w:tcPr>
+          <w:p>
+            <w:r>
+              <w:t>452</w:t>
+            </w:r>
+          </w:p>
+        </w:tc>
+        <w:tc>
+          <w:tcPr>
+            <w:tcW w:w="0" w:type="auto"/>
+            <w:vAlign w:val="center"/>
+            <w:hideMark/>
+          </w:tcPr>
+          <w:p>
+            <w:r>
+              <w:t>4.84</w:t>
+            </w:r>
+          </w:p>
+        </w:tc>
+        <w:tc>
+          <w:tcPr>
+            <w:tcW w:w="0" w:type="auto"/>
+            <w:vAlign w:val="center"/>
+            <w:hideMark/>
+          </w:tcPr>
+          <w:p>
+            <w:r>
+              <w:t>15.93</w:t>
+            </w:r>
+          </w:p>
+        </w:tc>
+        <w:tc>
+          <w:tcPr>
+            <w:tcW w:w="0" w:type="auto"/>
+            <w:vAlign w:val="center"/>
+            <w:hideMark/>
+          </w:tcPr>
+          <w:p>
+            <w:r>
+              <w:t>1</w:t>
+            </w:r>
+          </w:p>
+        </w:tc>
+        <w:tc>
+          <w:tcPr>
+            <w:tcW w:w="0" w:type="auto"/>
+            <w:vAlign w:val="center"/>
+            <w:hideMark/>
+          </w:tcPr>
+          <w:p>
+            <w:r>
+              <w:t>2</w:t>
+            </w:r>
+          </w:p>
+        </w:tc>
+      </w:tr>
+      <w:tr>
+        <w:trPr>
+          <w:tblCellSpacing w:w="15" w:type="dxa"/>
+        </w:trPr>
+        <w:tc>
+          <w:tcPr>
+            <w:tcW w:w="0" w:type="auto"/>
+            <w:vAlign w:val="center"/>
+            <w:hideMark/>
+          </w:tcPr>
+          <w:p>
+            <w:r>
+              <w:t>Northwest (OR / SW WA)</w:t>
+            </w:r>
+          </w:p>
+        </w:tc>
+        <w:tc>
+          <w:tcPr>
+            <w:tcW w:w="0" w:type="auto"/>
+            <w:vAlign w:val="center"/>
+            <w:hideMark/>
+          </w:tcPr>
+          <w:p>
+            <w:r>
+              <w:t xml:space="preserve">Salem Medical </w:t>
+            </w:r>
+            <w:proofErr w:type="spellStart"/>
+            <w:r>
+              <w:t>Center</w:t>
+            </w:r>
+            <w:proofErr w:type="spellEnd"/>
+            <w:r>
+              <w:t xml:space="preserve"> (synthetic)</w:t>
+            </w:r>
+          </w:p>
+        </w:tc>
+        <w:tc>
+          <w:tcPr>
+            <w:tcW w:w="0" w:type="auto"/>
+            <w:vAlign w:val="center"/>
+            <w:hideMark/>
+          </w:tcPr>
+          <w:p>
+            <w:r>
+              <w:t>510</w:t>
+            </w:r>
+          </w:p>
+        </w:tc>
+        <w:tc>
+          <w:tcPr>
+            <w:tcW w:w="0" w:type="auto"/>
+            <w:vAlign w:val="center"/>
+            <w:hideMark/>
+          </w:tcPr>
+          <w:p>
+            <w:r>
+              <w:t>4.52</w:t>
+            </w:r>
+          </w:p>
+        </w:tc>
+        <w:tc>
+          <w:tcPr>
+            <w:tcW w:w="0" w:type="auto"/>
+            <w:vAlign w:val="center"/>
+            <w:hideMark/>
+          </w:tcPr>
+          <w:p>
+            <w:r>
+              <w:t>16.86</w:t>
+            </w:r>
+          </w:p>
+        </w:tc>
+        <w:tc>
+          <w:tcPr>
+            <w:tcW w:w="0" w:type="auto"/>
+            <w:vAlign w:val="center"/>
+            <w:hideMark/>
+          </w:tcPr>
+          <w:p>
+            <w:r>
+              <w:t>2</w:t>
+            </w:r>
+          </w:p>
+        </w:tc>
+        <w:tc>
+          <w:tcPr>
+            <w:tcW w:w="0" w:type="auto"/>
+            <w:vAlign w:val="center"/>
+            <w:hideMark/>
+          </w:tcPr>
+          <w:p>
+            <w:r>
+              <w:t>19</w:t>
+            </w:r>
+          </w:p>
+        </w:tc>
+      </w:tr>
+      <w:tr>
+        <w:trPr>
+          <w:tblCellSpacing w:w="15" w:type="dxa"/>
+        </w:trPr>
+        <w:tc>
+          <w:tcPr>
+            <w:tcW w:w="0" w:type="auto"/>
+            <w:vAlign w:val="center"/>
+            <w:hideMark/>
+          </w:tcPr>
+          <w:p>
+            <w:r>
+              <w:t>Southern California</w:t>
+            </w:r>
+          </w:p>
+        </w:tc>
+        <w:tc>
+          <w:tcPr>
+            <w:tcW w:w="0" w:type="auto"/>
+            <w:vAlign w:val="center"/>
+            <w:hideMark/>
+          </w:tcPr>
+          <w:p>
+            <w:r>
+              <w:t xml:space="preserve">Woodland Hills Medical </w:t>
+            </w:r>
+            <w:proofErr w:type="spellStart"/>
+            <w:r>
+              <w:t>Center</w:t>
+            </w:r>
+            <w:proofErr w:type="spellEnd"/>
+            <w:r>
+              <w:t xml:space="preserve"> (synthetic)</w:t>
+            </w:r>
+          </w:p>
+        </w:tc>
+        <w:tc>
+          <w:tcPr>
+            <w:tcW w:w="0" w:type="auto"/>
+            <w:vAlign w:val="center"/>
+            <w:hideMark/>
+          </w:tcPr>
+          <w:p>
+            <w:r>
+              <w:t>883</w:t>
+            </w:r>
+          </w:p>
+        </w:tc>
+        <w:tc>
+          <w:tcPr>
+            <w:tcW w:w="0" w:type="auto"/>
+            <w:vAlign w:val="center"/>
+            <w:hideMark/>
+          </w:tcPr>
+          <w:p>
+            <w:r>
+              <w:t>4.71</w:t>
+            </w:r>
+          </w:p>
+        </w:tc>
+        <w:tc>
+          <w:tcPr>
+            <w:tcW w:w="0" w:type="auto"/>
+            <w:vAlign w:val="center"/>
+            <w:hideMark/>
+          </w:tcPr>
+          <w:p>
+            <w:r>
+              <w:t>17.78</w:t>
+            </w:r>
+          </w:p>
+        </w:tc>
+        <w:tc>
+          <w:tcPr>
+            <w:tcW w:w="0" w:type="auto"/>
+            <w:vAlign w:val="center"/>
+            <w:hideMark/>
+          </w:tcPr>
+          <w:p>
+            <w:r>
+              <w:t>1</w:t>
+            </w:r>
+          </w:p>
+        </w:tc>
+        <w:tc>
+          <w:tcPr>
+            <w:tcW w:w="0" w:type="auto"/>
+            <w:vAlign w:val="center"/>
+            <w:hideMark/>
+          </w:tcPr>
+          <w:p>
+            <w:r>
+              <w:t>8</w:t>
+            </w:r>
+          </w:p>
+        </w:tc>
+      </w:tr>
+      <w:tr>
+        <w:trPr>
+          <w:tblCellSpacing w:w="15" w:type="dxa"/>
+        </w:trPr>
+        <w:tc>
+          <w:tcPr>
+            <w:tcW w:w="0" w:type="auto"/>
+            <w:vAlign w:val="center"/>
+            <w:hideMark/>
+          </w:tcPr>
+          <w:p>
+            <w:r>
+              <w:t>Southern California</w:t>
+            </w:r>
+          </w:p>
+        </w:tc>
+        <w:tc>
+          <w:tcPr>
+            <w:tcW w:w="0" w:type="auto"/>
+            <w:vAlign w:val="center"/>
+            <w:hideMark/>
+          </w:tcPr>
+          <w:p>
+            <w:r>
+              <w:t xml:space="preserve">Irvine Medical </w:t>
+            </w:r>
+            <w:proofErr w:type="spellStart"/>
+            <w:r>
+              <w:t>Center</w:t>
+            </w:r>
+            <w:proofErr w:type="spellEnd"/>
+            <w:r>
+              <w:t xml:space="preserve"> (synthetic)</w:t>
+            </w:r>
+          </w:p>
+        </w:tc>
+        <w:tc>
+          <w:tcPr>
+            <w:tcW w:w="0" w:type="auto"/>
+            <w:vAlign w:val="center"/>
+            <w:hideMark/>
+          </w:tcPr>
+          <w:p>
+            <w:r>
+              <w:t>940</w:t>
+            </w:r>
+          </w:p>
+        </w:tc>
+        <w:tc>
+          <w:tcPr>
+            <w:tcW w:w="0" w:type="auto"/>
+            <w:vAlign w:val="center"/>
+            <w:hideMark/>
+          </w:tcPr>
+          <w:p>
+            <w:r>
+              <w:t>4.69</w:t>
+            </w:r>
+          </w:p>
+        </w:tc>
+        <w:tc>
+          <w:tcPr>
+            <w:tcW w:w="0" w:type="auto"/>
+            <w:vAlign w:val="center"/>
+            <w:hideMark/>
+          </w:tcPr>
+          <w:p>
+            <w:r>
+              <w:t>13.94</w:t>
+            </w:r>
+          </w:p>
+        </w:tc>
+        <w:tc>
+          <w:tcPr>
+            <w:tcW w:w="0" w:type="auto"/>
+            <w:vAlign w:val="center"/>
+            <w:hideMark/>
+          </w:tcPr>
+          <w:p>
+            <w:r>
+              <w:t>2</w:t>
+            </w:r>
+          </w:p>
+        </w:tc>
+        <w:tc>
+          <w:tcPr>
+            <w:tcW w:w="0" w:type="auto"/>
+            <w:vAlign w:val="center"/>
+            <w:hideMark/>
+          </w:tcPr>
+          <w:p>
+            <w:r>
+              <w:t>10</w:t>
+            </w:r>
+          </w:p>
+        </w:tc>
+      </w:tr>
+      <w:tr>
+        <w:trPr>
+          <w:tblCellSpacing w:w="15" w:type="dxa"/>
+        </w:trPr>
+        <w:tc>
+          <w:tcPr>
+            <w:tcW w:w="0" w:type="auto"/>
+            <w:vAlign w:val="center"/>
+            <w:hideMark/>
+          </w:tcPr>
+          <w:p>
+            <w:r>
               <w:lastRenderedPageBreak/>
-              <w:t>Nevada</w:t>
-            </w:r>
-          </w:p>
-        </w:tc>
-        <w:tc>
-          <w:tcPr>
-            <w:tcW w:w="0" w:type="auto"/>
-            <w:vAlign w:val="center"/>
-            <w:hideMark/>
-          </w:tcPr>
-          <w:p>
-            <w:r>
-              <w:t xml:space="preserve">North Las Vegas Medical </w:t>
-            </w:r>
-            <w:proofErr w:type="spellStart"/>
-            <w:r>
-              <w:t>Center</w:t>
-            </w:r>
-            <w:proofErr w:type="spellEnd"/>
-            <w:r>
-              <w:t xml:space="preserve"> (synthetic)</w:t>
-            </w:r>
-          </w:p>
-        </w:tc>
-        <w:tc>
-          <w:tcPr>
-            <w:tcW w:w="0" w:type="auto"/>
-            <w:vAlign w:val="center"/>
-            <w:hideMark/>
-          </w:tcPr>
-          <w:p>
-            <w:r>
-              <w:t>296</w:t>
-            </w:r>
-          </w:p>
-        </w:tc>
-        <w:tc>
-          <w:tcPr>
-            <w:tcW w:w="0" w:type="auto"/>
-            <w:vAlign w:val="center"/>
-            <w:hideMark/>
-          </w:tcPr>
-          <w:p>
-            <w:r>
-              <w:t>4.74</w:t>
-            </w:r>
-          </w:p>
-        </w:tc>
-        <w:tc>
-          <w:tcPr>
-            <w:tcW w:w="0" w:type="auto"/>
-            <w:vAlign w:val="center"/>
-            <w:hideMark/>
-          </w:tcPr>
-          <w:p>
-            <w:r>
-              <w:t>17.91</w:t>
-            </w:r>
-          </w:p>
-        </w:tc>
-        <w:tc>
-          <w:tcPr>
-            <w:tcW w:w="0" w:type="auto"/>
-            <w:vAlign w:val="center"/>
-            <w:hideMark/>
-          </w:tcPr>
-          <w:p>
-            <w:r>
-              <w:t>1</w:t>
-            </w:r>
-          </w:p>
-        </w:tc>
-        <w:tc>
-          <w:tcPr>
-            <w:tcW w:w="0" w:type="auto"/>
-            <w:vAlign w:val="center"/>
-            <w:hideMark/>
-          </w:tcPr>
-          <w:p>
-            <w:r>
-              <w:t>6</w:t>
-            </w:r>
-          </w:p>
-        </w:tc>
-      </w:tr>
-      <w:tr>
-        <w:trPr>
-          <w:tblCellSpacing w:w="15" w:type="dxa"/>
-        </w:trPr>
-        <w:tc>
-          <w:tcPr>
-            <w:tcW w:w="0" w:type="auto"/>
-            <w:vAlign w:val="center"/>
-            <w:hideMark/>
-          </w:tcPr>
-          <w:p>
-            <w:r>
-              <w:t>Nevada</w:t>
-            </w:r>
-          </w:p>
-        </w:tc>
-        <w:tc>
-          <w:tcPr>
-            <w:tcW w:w="0" w:type="auto"/>
-            <w:vAlign w:val="center"/>
-            <w:hideMark/>
-          </w:tcPr>
-          <w:p>
-            <w:r>
-              <w:t xml:space="preserve">Las Vegas Medical </w:t>
-            </w:r>
-            <w:proofErr w:type="spellStart"/>
-            <w:r>
-              <w:t>Center</w:t>
-            </w:r>
-            <w:proofErr w:type="spellEnd"/>
-            <w:r>
-              <w:t xml:space="preserve"> (synthetic)</w:t>
-            </w:r>
-          </w:p>
-        </w:tc>
-        <w:tc>
-          <w:tcPr>
-            <w:tcW w:w="0" w:type="auto"/>
-            <w:vAlign w:val="center"/>
-            <w:hideMark/>
-          </w:tcPr>
-          <w:p>
-            <w:r>
-              <w:t>289</w:t>
-            </w:r>
-          </w:p>
-        </w:tc>
-        <w:tc>
-          <w:tcPr>
-            <w:tcW w:w="0" w:type="auto"/>
-            <w:vAlign w:val="center"/>
-            <w:hideMark/>
-          </w:tcPr>
-          <w:p>
-            <w:r>
-              <w:t>4.48</w:t>
-            </w:r>
-          </w:p>
-        </w:tc>
-        <w:tc>
-          <w:tcPr>
-            <w:tcW w:w="0" w:type="auto"/>
-            <w:vAlign w:val="center"/>
-            <w:hideMark/>
-          </w:tcPr>
-          <w:p>
-            <w:r>
-              <w:t>16.96</w:t>
-            </w:r>
-          </w:p>
-        </w:tc>
-        <w:tc>
-          <w:tcPr>
-            <w:tcW w:w="0" w:type="auto"/>
-            <w:vAlign w:val="center"/>
-            <w:hideMark/>
-          </w:tcPr>
-          <w:p>
-            <w:r>
-              <w:t>2</w:t>
-            </w:r>
-          </w:p>
-        </w:tc>
-        <w:tc>
-          <w:tcPr>
-            <w:tcW w:w="0" w:type="auto"/>
-            <w:vAlign w:val="center"/>
-            <w:hideMark/>
-          </w:tcPr>
-          <w:p>
-            <w:r>
-              <w:t>20</w:t>
-            </w:r>
-          </w:p>
-        </w:tc>
-      </w:tr>
-      <w:tr>
-        <w:trPr>
-          <w:tblCellSpacing w:w="15" w:type="dxa"/>
-        </w:trPr>
-        <w:tc>
-          <w:tcPr>
-            <w:tcW w:w="0" w:type="auto"/>
-            <w:vAlign w:val="center"/>
-            <w:hideMark/>
-          </w:tcPr>
-          <w:p>
-            <w:r>
-              <w:t>Northern California</w:t>
-            </w:r>
-          </w:p>
-        </w:tc>
-        <w:tc>
-          <w:tcPr>
-            <w:tcW w:w="0" w:type="auto"/>
-            <w:vAlign w:val="center"/>
-            <w:hideMark/>
-          </w:tcPr>
-          <w:p>
-            <w:r>
-              <w:t xml:space="preserve">Vallejo Medical </w:t>
-            </w:r>
-            <w:proofErr w:type="spellStart"/>
-            <w:r>
-              <w:t>Center</w:t>
-            </w:r>
-            <w:proofErr w:type="spellEnd"/>
-            <w:r>
-              <w:t xml:space="preserve"> (synthetic)</w:t>
-            </w:r>
-          </w:p>
-        </w:tc>
-        <w:tc>
-          <w:tcPr>
-            <w:tcW w:w="0" w:type="auto"/>
-            <w:vAlign w:val="center"/>
-            <w:hideMark/>
-          </w:tcPr>
-          <w:p>
-            <w:r>
-              <w:t>896</w:t>
-            </w:r>
-          </w:p>
-        </w:tc>
-        <w:tc>
-          <w:tcPr>
-            <w:tcW w:w="0" w:type="auto"/>
-            <w:vAlign w:val="center"/>
-            <w:hideMark/>
-          </w:tcPr>
-          <w:p>
-            <w:r>
-              <w:t>4.70</w:t>
-            </w:r>
-          </w:p>
-        </w:tc>
-        <w:tc>
-          <w:tcPr>
-            <w:tcW w:w="0" w:type="auto"/>
-            <w:vAlign w:val="center"/>
-            <w:hideMark/>
-          </w:tcPr>
-          <w:p>
-            <w:r>
-              <w:t>14.96</w:t>
-            </w:r>
-          </w:p>
-        </w:tc>
-        <w:tc>
-          <w:tcPr>
-            <w:tcW w:w="0" w:type="auto"/>
-            <w:vAlign w:val="center"/>
-            <w:hideMark/>
-          </w:tcPr>
-          <w:p>
-            <w:r>
-              <w:t>1</w:t>
-            </w:r>
-          </w:p>
-        </w:tc>
-        <w:tc>
-          <w:tcPr>
-            <w:tcW w:w="0" w:type="auto"/>
-            <w:vAlign w:val="center"/>
-            <w:hideMark/>
-          </w:tcPr>
-          <w:p>
-            <w:r>
-              <w:t>9</w:t>
-            </w:r>
-          </w:p>
-        </w:tc>
-      </w:tr>
-      <w:tr>
-        <w:trPr>
-          <w:tblCellSpacing w:w="15" w:type="dxa"/>
-        </w:trPr>
-        <w:tc>
-          <w:tcPr>
-            <w:tcW w:w="0" w:type="auto"/>
-            <w:vAlign w:val="center"/>
-            <w:hideMark/>
-          </w:tcPr>
-          <w:p>
-            <w:r>
-              <w:t>Northern California</w:t>
-            </w:r>
-          </w:p>
-        </w:tc>
-        <w:tc>
-          <w:tcPr>
-            <w:tcW w:w="0" w:type="auto"/>
-            <w:vAlign w:val="center"/>
-            <w:hideMark/>
-          </w:tcPr>
-          <w:p>
-            <w:r>
-              <w:t xml:space="preserve">Sacramento Medical </w:t>
-            </w:r>
-            <w:proofErr w:type="spellStart"/>
-            <w:r>
-              <w:t>Center</w:t>
-            </w:r>
-            <w:proofErr w:type="spellEnd"/>
-            <w:r>
-              <w:t xml:space="preserve"> (synthetic)</w:t>
-            </w:r>
-          </w:p>
-        </w:tc>
-        <w:tc>
-          <w:tcPr>
-            <w:tcW w:w="0" w:type="auto"/>
-            <w:vAlign w:val="center"/>
-            <w:hideMark/>
-          </w:tcPr>
-          <w:p>
-            <w:r>
-              <w:t>873</w:t>
-            </w:r>
-          </w:p>
-        </w:tc>
-        <w:tc>
-          <w:tcPr>
-            <w:tcW w:w="0" w:type="auto"/>
-            <w:vAlign w:val="center"/>
-            <w:hideMark/>
-          </w:tcPr>
-          <w:p>
-            <w:r>
-              <w:t>4.62</w:t>
-            </w:r>
-          </w:p>
-        </w:tc>
-        <w:tc>
-          <w:tcPr>
-            <w:tcW w:w="0" w:type="auto"/>
-            <w:vAlign w:val="center"/>
-            <w:hideMark/>
-          </w:tcPr>
-          <w:p>
-            <w:r>
-              <w:t>15.81</w:t>
-            </w:r>
-          </w:p>
-        </w:tc>
-        <w:tc>
-          <w:tcPr>
-            <w:tcW w:w="0" w:type="auto"/>
-            <w:vAlign w:val="center"/>
-            <w:hideMark/>
-          </w:tcPr>
-          <w:p>
-            <w:r>
-              <w:t>2</w:t>
-            </w:r>
-          </w:p>
-        </w:tc>
-        <w:tc>
-          <w:tcPr>
-            <w:tcW w:w="0" w:type="auto"/>
-            <w:vAlign w:val="center"/>
-            <w:hideMark/>
-          </w:tcPr>
-          <w:p>
-            <w:r>
-              <w:t>16</w:t>
-            </w:r>
-          </w:p>
-        </w:tc>
-      </w:tr>
-      <w:tr>
-        <w:trPr>
-          <w:tblCellSpacing w:w="15" w:type="dxa"/>
-        </w:trPr>
-        <w:tc>
-          <w:tcPr>
-            <w:tcW w:w="0" w:type="auto"/>
-            <w:vAlign w:val="center"/>
-            <w:hideMark/>
-          </w:tcPr>
-          <w:p>
-            <w:r>
-              <w:t>Northern California</w:t>
-            </w:r>
-          </w:p>
-        </w:tc>
-        <w:tc>
-          <w:tcPr>
-            <w:tcW w:w="0" w:type="auto"/>
-            <w:vAlign w:val="center"/>
-            <w:hideMark/>
-          </w:tcPr>
-          <w:p>
-            <w:r>
-              <w:t xml:space="preserve">San Francisco Medical </w:t>
-            </w:r>
-            <w:proofErr w:type="spellStart"/>
-            <w:r>
-              <w:t>Center</w:t>
-            </w:r>
-            <w:proofErr w:type="spellEnd"/>
-            <w:r>
-              <w:t xml:space="preserve"> (synthetic)</w:t>
-            </w:r>
-          </w:p>
-        </w:tc>
-        <w:tc>
-          <w:tcPr>
-            <w:tcW w:w="0" w:type="auto"/>
-            <w:vAlign w:val="center"/>
-            <w:hideMark/>
-          </w:tcPr>
-          <w:p>
-            <w:r>
-              <w:t>859</w:t>
-            </w:r>
-          </w:p>
-        </w:tc>
-        <w:tc>
-          <w:tcPr>
-            <w:tcW w:w="0" w:type="auto"/>
-            <w:vAlign w:val="center"/>
-            <w:hideMark/>
-          </w:tcPr>
-          <w:p>
-            <w:r>
-              <w:t>4.57</w:t>
-            </w:r>
-          </w:p>
-        </w:tc>
-        <w:tc>
-          <w:tcPr>
-            <w:tcW w:w="0" w:type="auto"/>
-            <w:vAlign w:val="center"/>
-            <w:hideMark/>
-          </w:tcPr>
-          <w:p>
-            <w:r>
-              <w:t>14.20</w:t>
-            </w:r>
-          </w:p>
-        </w:tc>
-        <w:tc>
-          <w:tcPr>
-            <w:tcW w:w="0" w:type="auto"/>
-            <w:vAlign w:val="center"/>
-            <w:hideMark/>
-          </w:tcPr>
-          <w:p>
-            <w:r>
-              <w:t>3</w:t>
-            </w:r>
-          </w:p>
-        </w:tc>
-        <w:tc>
-          <w:tcPr>
-            <w:tcW w:w="0" w:type="auto"/>
-            <w:vAlign w:val="center"/>
-            <w:hideMark/>
-          </w:tcPr>
-          <w:p>
-            <w:r>
-              <w:t>18</w:t>
-            </w:r>
-          </w:p>
-        </w:tc>
-      </w:tr>
-      <w:tr>
-        <w:trPr>
-          <w:tblCellSpacing w:w="15" w:type="dxa"/>
-        </w:trPr>
-        <w:tc>
-          <w:tcPr>
-            <w:tcW w:w="0" w:type="auto"/>
-            <w:vAlign w:val="center"/>
-            <w:hideMark/>
-          </w:tcPr>
-          <w:p>
-            <w:r>
-              <w:t>Northern California</w:t>
-            </w:r>
-          </w:p>
-        </w:tc>
-        <w:tc>
-          <w:tcPr>
-            <w:tcW w:w="0" w:type="auto"/>
-            <w:vAlign w:val="center"/>
-            <w:hideMark/>
-          </w:tcPr>
-          <w:p>
-            <w:r>
-              <w:t xml:space="preserve">San Jose Medical </w:t>
-            </w:r>
-            <w:proofErr w:type="spellStart"/>
-            <w:r>
-              <w:t>Center</w:t>
-            </w:r>
-            <w:proofErr w:type="spellEnd"/>
-            <w:r>
-              <w:t xml:space="preserve"> (synthetic)</w:t>
-            </w:r>
-          </w:p>
-        </w:tc>
-        <w:tc>
-          <w:tcPr>
-            <w:tcW w:w="0" w:type="auto"/>
-            <w:vAlign w:val="center"/>
-            <w:hideMark/>
-          </w:tcPr>
-          <w:p>
-            <w:r>
-              <w:t>832</w:t>
-            </w:r>
-          </w:p>
-        </w:tc>
-        <w:tc>
-          <w:tcPr>
-            <w:tcW w:w="0" w:type="auto"/>
-            <w:vAlign w:val="center"/>
-            <w:hideMark/>
-          </w:tcPr>
-          <w:p>
-            <w:r>
-              <w:t>4.40</w:t>
-            </w:r>
-          </w:p>
-        </w:tc>
-        <w:tc>
-          <w:tcPr>
-            <w:tcW w:w="0" w:type="auto"/>
-            <w:vAlign w:val="center"/>
-            <w:hideMark/>
-          </w:tcPr>
-          <w:p>
-            <w:r>
-              <w:t>17.55</w:t>
-            </w:r>
-          </w:p>
-        </w:tc>
-        <w:tc>
-          <w:tcPr>
-            <w:tcW w:w="0" w:type="auto"/>
-            <w:vAlign w:val="center"/>
-            <w:hideMark/>
-          </w:tcPr>
-          <w:p>
-            <w:r>
-              <w:t>4</w:t>
-            </w:r>
-          </w:p>
-        </w:tc>
-        <w:tc>
-          <w:tcPr>
-            <w:tcW w:w="0" w:type="auto"/>
-            <w:vAlign w:val="center"/>
-            <w:hideMark/>
-          </w:tcPr>
-          <w:p>
-            <w:r>
-              <w:t>22</w:t>
-            </w:r>
-          </w:p>
-        </w:tc>
-      </w:tr>
-      <w:tr>
-        <w:trPr>
-          <w:tblCellSpacing w:w="15" w:type="dxa"/>
-        </w:trPr>
-        <w:tc>
-          <w:tcPr>
-            <w:tcW w:w="0" w:type="auto"/>
-            <w:vAlign w:val="center"/>
-            <w:hideMark/>
-          </w:tcPr>
-          <w:p>
-            <w:r>
-              <w:t>Northwest (OR / SW WA)</w:t>
-            </w:r>
-          </w:p>
-        </w:tc>
-        <w:tc>
-          <w:tcPr>
-            <w:tcW w:w="0" w:type="auto"/>
-            <w:vAlign w:val="center"/>
-            <w:hideMark/>
-          </w:tcPr>
-          <w:p>
-            <w:r>
-              <w:t xml:space="preserve">Longview Medical </w:t>
-            </w:r>
-            <w:proofErr w:type="spellStart"/>
-            <w:r>
-              <w:t>Center</w:t>
-            </w:r>
-            <w:proofErr w:type="spellEnd"/>
-            <w:r>
-              <w:t xml:space="preserve"> (synthetic)</w:t>
-            </w:r>
-          </w:p>
-        </w:tc>
-        <w:tc>
-          <w:tcPr>
-            <w:tcW w:w="0" w:type="auto"/>
-            <w:vAlign w:val="center"/>
-            <w:hideMark/>
-          </w:tcPr>
-          <w:p>
-            <w:r>
-              <w:t>452</w:t>
-            </w:r>
-          </w:p>
-        </w:tc>
-        <w:tc>
-          <w:tcPr>
-            <w:tcW w:w="0" w:type="auto"/>
-            <w:vAlign w:val="center"/>
-            <w:hideMark/>
-          </w:tcPr>
-          <w:p>
-            <w:r>
-              <w:t>4.84</w:t>
-            </w:r>
-          </w:p>
-        </w:tc>
-        <w:tc>
-          <w:tcPr>
-            <w:tcW w:w="0" w:type="auto"/>
-            <w:vAlign w:val="center"/>
-            <w:hideMark/>
-          </w:tcPr>
-          <w:p>
-            <w:r>
-              <w:t>15.93</w:t>
-            </w:r>
-          </w:p>
-        </w:tc>
-        <w:tc>
-          <w:tcPr>
-            <w:tcW w:w="0" w:type="auto"/>
-            <w:vAlign w:val="center"/>
-            <w:hideMark/>
-          </w:tcPr>
-          <w:p>
-            <w:r>
-              <w:t>1</w:t>
-            </w:r>
-          </w:p>
-        </w:tc>
-        <w:tc>
-          <w:tcPr>
-            <w:tcW w:w="0" w:type="auto"/>
-            <w:vAlign w:val="center"/>
-            <w:hideMark/>
-          </w:tcPr>
-          <w:p>
-            <w:r>
-              <w:t>2</w:t>
-            </w:r>
-          </w:p>
-        </w:tc>
-      </w:tr>
-      <w:tr>
-        <w:trPr>
-          <w:tblCellSpacing w:w="15" w:type="dxa"/>
-        </w:trPr>
-        <w:tc>
-          <w:tcPr>
-            <w:tcW w:w="0" w:type="auto"/>
-            <w:vAlign w:val="center"/>
-            <w:hideMark/>
-          </w:tcPr>
-          <w:p>
-            <w:r>
-              <w:t>Northwest (OR / SW WA)</w:t>
-            </w:r>
-          </w:p>
-        </w:tc>
-        <w:tc>
-          <w:tcPr>
-            <w:tcW w:w="0" w:type="auto"/>
-            <w:vAlign w:val="center"/>
-            <w:hideMark/>
-          </w:tcPr>
-          <w:p>
-            <w:r>
-              <w:t xml:space="preserve">Salem Medical </w:t>
-            </w:r>
-            <w:proofErr w:type="spellStart"/>
-            <w:r>
-              <w:t>Center</w:t>
-            </w:r>
-            <w:proofErr w:type="spellEnd"/>
-            <w:r>
-              <w:t xml:space="preserve"> (synthetic)</w:t>
-            </w:r>
-          </w:p>
-        </w:tc>
-        <w:tc>
-          <w:tcPr>
-            <w:tcW w:w="0" w:type="auto"/>
-            <w:vAlign w:val="center"/>
-            <w:hideMark/>
-          </w:tcPr>
-          <w:p>
-            <w:r>
-              <w:t>510</w:t>
-            </w:r>
-          </w:p>
-        </w:tc>
-        <w:tc>
-          <w:tcPr>
-            <w:tcW w:w="0" w:type="auto"/>
-            <w:vAlign w:val="center"/>
-            <w:hideMark/>
-          </w:tcPr>
-          <w:p>
-            <w:r>
-              <w:t>4.52</w:t>
-            </w:r>
-          </w:p>
-        </w:tc>
-        <w:tc>
-          <w:tcPr>
-            <w:tcW w:w="0" w:type="auto"/>
-            <w:vAlign w:val="center"/>
-            <w:hideMark/>
-          </w:tcPr>
-          <w:p>
-            <w:r>
-              <w:t>16.86</w:t>
-            </w:r>
-          </w:p>
-        </w:tc>
-        <w:tc>
-          <w:tcPr>
-            <w:tcW w:w="0" w:type="auto"/>
-            <w:vAlign w:val="center"/>
-            <w:hideMark/>
-          </w:tcPr>
-          <w:p>
-            <w:r>
-              <w:t>2</w:t>
-            </w:r>
-          </w:p>
-        </w:tc>
-        <w:tc>
-          <w:tcPr>
-            <w:tcW w:w="0" w:type="auto"/>
-            <w:vAlign w:val="center"/>
-            <w:hideMark/>
-          </w:tcPr>
-          <w:p>
-            <w:r>
-              <w:t>19</w:t>
-            </w:r>
-          </w:p>
-        </w:tc>
-      </w:tr>
-      <w:tr>
-        <w:trPr>
-          <w:tblCellSpacing w:w="15" w:type="dxa"/>
-        </w:trPr>
-        <w:tc>
-          <w:tcPr>
-            <w:tcW w:w="0" w:type="auto"/>
-            <w:vAlign w:val="center"/>
-            <w:hideMark/>
-          </w:tcPr>
-          <w:p>
-            <w:r>
-              <w:t>Southern California</w:t>
-            </w:r>
-          </w:p>
-        </w:tc>
-        <w:tc>
-          <w:tcPr>
-            <w:tcW w:w="0" w:type="auto"/>
-            <w:vAlign w:val="center"/>
-            <w:hideMark/>
-          </w:tcPr>
-          <w:p>
-            <w:r>
-              <w:t xml:space="preserve">Woodland Hills Medical </w:t>
-            </w:r>
-            <w:proofErr w:type="spellStart"/>
-            <w:r>
-              <w:t>Center</w:t>
-            </w:r>
-            <w:proofErr w:type="spellEnd"/>
-            <w:r>
-              <w:t xml:space="preserve"> (synthetic)</w:t>
-            </w:r>
-          </w:p>
-        </w:tc>
-        <w:tc>
-          <w:tcPr>
-            <w:tcW w:w="0" w:type="auto"/>
-            <w:vAlign w:val="center"/>
-            <w:hideMark/>
-          </w:tcPr>
-          <w:p>
-            <w:r>
-              <w:t>883</w:t>
-            </w:r>
-          </w:p>
-        </w:tc>
-        <w:tc>
-          <w:tcPr>
-            <w:tcW w:w="0" w:type="auto"/>
-            <w:vAlign w:val="center"/>
-            <w:hideMark/>
-          </w:tcPr>
-          <w:p>
-            <w:r>
-              <w:t>4.71</w:t>
-            </w:r>
-          </w:p>
-        </w:tc>
-        <w:tc>
-          <w:tcPr>
-            <w:tcW w:w="0" w:type="auto"/>
-            <w:vAlign w:val="center"/>
-            <w:hideMark/>
-          </w:tcPr>
-          <w:p>
-            <w:r>
-              <w:t>17.78</w:t>
-            </w:r>
-          </w:p>
-        </w:tc>
-        <w:tc>
-          <w:tcPr>
-            <w:tcW w:w="0" w:type="auto"/>
-            <w:vAlign w:val="center"/>
-            <w:hideMark/>
-          </w:tcPr>
-          <w:p>
-            <w:r>
-              <w:t>1</w:t>
-            </w:r>
-          </w:p>
-        </w:tc>
-        <w:tc>
-          <w:tcPr>
-            <w:tcW w:w="0" w:type="auto"/>
-            <w:vAlign w:val="center"/>
-            <w:hideMark/>
-          </w:tcPr>
-          <w:p>
-            <w:r>
-              <w:t>8</w:t>
-            </w:r>
-          </w:p>
-        </w:tc>
-      </w:tr>
-      <w:tr>
-        <w:trPr>
-          <w:tblCellSpacing w:w="15" w:type="dxa"/>
-        </w:trPr>
-        <w:tc>
-          <w:tcPr>
-            <w:tcW w:w="0" w:type="auto"/>
-            <w:vAlign w:val="center"/>
-            <w:hideMark/>
-          </w:tcPr>
-          <w:p>
-            <w:r>
-              <w:t>Southern California</w:t>
-            </w:r>
-          </w:p>
-        </w:tc>
-        <w:tc>
-          <w:tcPr>
-            <w:tcW w:w="0" w:type="auto"/>
-            <w:vAlign w:val="center"/>
-            <w:hideMark/>
-          </w:tcPr>
-          <w:p>
-            <w:r>
-              <w:t xml:space="preserve">Irvine Medical </w:t>
-            </w:r>
-            <w:proofErr w:type="spellStart"/>
-            <w:r>
-              <w:t>Center</w:t>
-            </w:r>
-            <w:proofErr w:type="spellEnd"/>
-            <w:r>
-              <w:t xml:space="preserve"> (synthetic)</w:t>
-            </w:r>
-          </w:p>
-        </w:tc>
-        <w:tc>
-          <w:tcPr>
-            <w:tcW w:w="0" w:type="auto"/>
-            <w:vAlign w:val="center"/>
-            <w:hideMark/>
-          </w:tcPr>
-          <w:p>
-            <w:r>
-              <w:t>940</w:t>
-            </w:r>
-          </w:p>
-        </w:tc>
-        <w:tc>
-          <w:tcPr>
-            <w:tcW w:w="0" w:type="auto"/>
-            <w:vAlign w:val="center"/>
-            <w:hideMark/>
-          </w:tcPr>
-          <w:p>
-            <w:r>
-              <w:t>4.69</w:t>
-            </w:r>
-          </w:p>
-        </w:tc>
-        <w:tc>
-          <w:tcPr>
-            <w:tcW w:w="0" w:type="auto"/>
-            <w:vAlign w:val="center"/>
-            <w:hideMark/>
-          </w:tcPr>
-          <w:p>
-            <w:r>
-              <w:t>13.94</w:t>
-            </w:r>
-          </w:p>
-        </w:tc>
-        <w:tc>
-          <w:tcPr>
-            <w:tcW w:w="0" w:type="auto"/>
-            <w:vAlign w:val="center"/>
-            <w:hideMark/>
-          </w:tcPr>
-          <w:p>
-            <w:r>
-              <w:t>2</w:t>
-            </w:r>
-          </w:p>
-        </w:tc>
-        <w:tc>
-          <w:tcPr>
-            <w:tcW w:w="0" w:type="auto"/>
-            <w:vAlign w:val="center"/>
-            <w:hideMark/>
-          </w:tcPr>
-          <w:p>
-            <w:r>
-              <w:t>10</w:t>
-            </w:r>
-          </w:p>
-        </w:tc>
-      </w:tr>
-      <w:tr>
-        <w:trPr>
-          <w:tblCellSpacing w:w="15" w:type="dxa"/>
-        </w:trPr>
-        <w:tc>
-          <w:tcPr>
-            <w:tcW w:w="0" w:type="auto"/>
-            <w:vAlign w:val="center"/>
-            <w:hideMark/>
-          </w:tcPr>
-          <w:p>
-            <w:r>
               <w:t>Southern California</w:t>
             </w:r>
           </w:p>
@@ -4334,7 +4498,6 @@
     <w:p/>
     <w:p>
       <w:r>
-        <w:lastRenderedPageBreak/>
         <w:t>-- E3b. EXTRA: LEFT JOIN on its own (hospitals with ZERO admissions would still appear)</w:t>
       </w:r>
     </w:p>
@@ -4343,6 +4506,46 @@
         <w:t>--      Demonstrates: LEFT JOIN, GROUP BY</w:t>
       </w:r>
     </w:p>
+    <w:p>
+      <w:r>
+        <w:drawing>
+          <wp:inline distT="0" distB="0" distL="0" distR="0" wp14:anchorId="236E9945" wp14:editId="3A78D9B6">
+            <wp:extent cx="5731510" cy="2792095"/>
+            <wp:effectExtent l="0" t="0" r="2540" b="8255"/>
+            <wp:docPr id="2121771086" name="Picture 1"/>
+            <wp:cNvGraphicFramePr>
+              <a:graphicFrameLocks xmlns:a="http://schemas.openxmlformats.org/drawingml/2006/main" noChangeAspect="1"/>
+            </wp:cNvGraphicFramePr>
+            <a:graphic xmlns:a="http://schemas.openxmlformats.org/drawingml/2006/main">
+              <a:graphicData uri="http://schemas.openxmlformats.org/drawingml/2006/picture">
+                <pic:pic xmlns:pic="http://schemas.openxmlformats.org/drawingml/2006/picture">
+                  <pic:nvPicPr>
+                    <pic:cNvPr id="2121771086" name=""/>
+                    <pic:cNvPicPr/>
+                  </pic:nvPicPr>
+                  <pic:blipFill>
+                    <a:blip r:embed="rId9"/>
+                    <a:stretch>
+                      <a:fillRect/>
+                    </a:stretch>
+                  </pic:blipFill>
+                  <pic:spPr>
+                    <a:xfrm>
+                      <a:off x="0" y="0"/>
+                      <a:ext cx="5731510" cy="2792095"/>
+                    </a:xfrm>
+                    <a:prstGeom prst="rect">
+                      <a:avLst/>
+                    </a:prstGeom>
+                  </pic:spPr>
+                </pic:pic>
+              </a:graphicData>
+            </a:graphic>
+          </wp:inline>
+        </w:drawing>
+      </w:r>
+    </w:p>
+    <w:p/>
     <w:p/>
     <w:tbl>
       <w:tblPr>
@@ -4648,6 +4851,7 @@
           </w:tcPr>
           <w:p>
             <w:r>
+              <w:lastRenderedPageBreak/>
               <w:t>MAS-H03</w:t>
             </w:r>
           </w:p>
@@ -5530,7 +5734,6 @@
           </w:tcPr>
           <w:p>
             <w:r>
-              <w:lastRenderedPageBreak/>
               <w:t>SCAL-H03</w:t>
             </w:r>
           </w:p>
@@ -5582,6 +5785,46 @@
       </w:r>
     </w:p>
     <w:p/>
+    <w:p>
+      <w:r>
+        <w:lastRenderedPageBreak/>
+        <w:drawing>
+          <wp:inline distT="0" distB="0" distL="0" distR="0" wp14:anchorId="4E51268D" wp14:editId="7D881680">
+            <wp:extent cx="5731510" cy="2776855"/>
+            <wp:effectExtent l="0" t="0" r="2540" b="4445"/>
+            <wp:docPr id="571822629" name="Picture 1"/>
+            <wp:cNvGraphicFramePr>
+              <a:graphicFrameLocks xmlns:a="http://schemas.openxmlformats.org/drawingml/2006/main" noChangeAspect="1"/>
+            </wp:cNvGraphicFramePr>
+            <a:graphic xmlns:a="http://schemas.openxmlformats.org/drawingml/2006/main">
+              <a:graphicData uri="http://schemas.openxmlformats.org/drawingml/2006/picture">
+                <pic:pic xmlns:pic="http://schemas.openxmlformats.org/drawingml/2006/picture">
+                  <pic:nvPicPr>
+                    <pic:cNvPr id="571822629" name=""/>
+                    <pic:cNvPicPr/>
+                  </pic:nvPicPr>
+                  <pic:blipFill>
+                    <a:blip r:embed="rId10"/>
+                    <a:stretch>
+                      <a:fillRect/>
+                    </a:stretch>
+                  </pic:blipFill>
+                  <pic:spPr>
+                    <a:xfrm>
+                      <a:off x="0" y="0"/>
+                      <a:ext cx="5731510" cy="2776855"/>
+                    </a:xfrm>
+                    <a:prstGeom prst="rect">
+                      <a:avLst/>
+                    </a:prstGeom>
+                  </pic:spPr>
+                </pic:pic>
+              </a:graphicData>
+            </a:graphic>
+          </wp:inline>
+        </w:drawing>
+      </w:r>
+    </w:p>
     <w:tbl>
       <w:tblPr>
         <w:tblW w:w="0" w:type="auto"/>
@@ -6958,6 +7201,7 @@
           </w:tcPr>
           <w:p>
             <w:r>
+              <w:lastRenderedPageBreak/>
               <w:t>PAT001323</w:t>
             </w:r>
           </w:p>
@@ -7184,7 +7428,6 @@
           </w:tcPr>
           <w:p>
             <w:r>
-              <w:lastRenderedPageBreak/>
               <w:t>PAT000698</w:t>
             </w:r>
           </w:p>
@@ -8652,7 +8895,6 @@
     <w:p/>
     <w:p>
       <w:r>
-        <w:lastRenderedPageBreak/>
         <w:t>-- E4b. EXTRA: Top 3 costliest patients INSIDE each region</w:t>
       </w:r>
     </w:p>
@@ -8670,6 +8912,45 @@
       </w:r>
     </w:p>
     <w:p/>
+    <w:p>
+      <w:r>
+        <w:drawing>
+          <wp:inline distT="0" distB="0" distL="0" distR="0" wp14:anchorId="70EA031D" wp14:editId="186E8978">
+            <wp:extent cx="5731510" cy="2931795"/>
+            <wp:effectExtent l="0" t="0" r="2540" b="1905"/>
+            <wp:docPr id="2001158476" name="Picture 1"/>
+            <wp:cNvGraphicFramePr>
+              <a:graphicFrameLocks xmlns:a="http://schemas.openxmlformats.org/drawingml/2006/main" noChangeAspect="1"/>
+            </wp:cNvGraphicFramePr>
+            <a:graphic xmlns:a="http://schemas.openxmlformats.org/drawingml/2006/main">
+              <a:graphicData uri="http://schemas.openxmlformats.org/drawingml/2006/picture">
+                <pic:pic xmlns:pic="http://schemas.openxmlformats.org/drawingml/2006/picture">
+                  <pic:nvPicPr>
+                    <pic:cNvPr id="2001158476" name=""/>
+                    <pic:cNvPicPr/>
+                  </pic:nvPicPr>
+                  <pic:blipFill>
+                    <a:blip r:embed="rId11"/>
+                    <a:stretch>
+                      <a:fillRect/>
+                    </a:stretch>
+                  </pic:blipFill>
+                  <pic:spPr>
+                    <a:xfrm>
+                      <a:off x="0" y="0"/>
+                      <a:ext cx="5731510" cy="2931795"/>
+                    </a:xfrm>
+                    <a:prstGeom prst="rect">
+                      <a:avLst/>
+                    </a:prstGeom>
+                  </pic:spPr>
+                </pic:pic>
+              </a:graphicData>
+            </a:graphic>
+          </wp:inline>
+        </w:drawing>
+      </w:r>
+    </w:p>
     <w:tbl>
       <w:tblPr>
         <w:tblW w:w="0" w:type="auto"/>
@@ -9384,6 +9665,7 @@
           </w:tcPr>
           <w:p>
             <w:r>
+              <w:lastRenderedPageBreak/>
               <w:t>Mid-Atlantic States</w:t>
             </w:r>
           </w:p>
@@ -9967,7 +10249,6 @@
           </w:tcPr>
           <w:p>
             <w:r>
-              <w:lastRenderedPageBreak/>
               <w:t>Southern California</w:t>
             </w:r>
           </w:p>
@@ -10237,6 +10518,64 @@
           <w:bCs/>
         </w:rPr>
         <w:t>E5. Analysis 5: Rolling Admission Trends</w:t>
+      </w:r>
+    </w:p>
+    <w:p>
+      <w:pPr>
+        <w:rPr>
+          <w:b/>
+          <w:bCs/>
+        </w:rPr>
+      </w:pPr>
+    </w:p>
+    <w:p>
+      <w:pPr>
+        <w:rPr>
+          <w:b/>
+          <w:bCs/>
+        </w:rPr>
+      </w:pPr>
+      <w:r>
+        <w:rPr>
+          <w:b/>
+          <w:bCs/>
+        </w:rPr>
+        <w:lastRenderedPageBreak/>
+        <w:drawing>
+          <wp:inline distT="0" distB="0" distL="0" distR="0" wp14:anchorId="33161FF0" wp14:editId="50AEB2B2">
+            <wp:extent cx="5731510" cy="2817495"/>
+            <wp:effectExtent l="0" t="0" r="2540" b="1905"/>
+            <wp:docPr id="488498072" name="Picture 1"/>
+            <wp:cNvGraphicFramePr>
+              <a:graphicFrameLocks xmlns:a="http://schemas.openxmlformats.org/drawingml/2006/main" noChangeAspect="1"/>
+            </wp:cNvGraphicFramePr>
+            <a:graphic xmlns:a="http://schemas.openxmlformats.org/drawingml/2006/main">
+              <a:graphicData uri="http://schemas.openxmlformats.org/drawingml/2006/picture">
+                <pic:pic xmlns:pic="http://schemas.openxmlformats.org/drawingml/2006/picture">
+                  <pic:nvPicPr>
+                    <pic:cNvPr id="488498072" name=""/>
+                    <pic:cNvPicPr/>
+                  </pic:nvPicPr>
+                  <pic:blipFill>
+                    <a:blip r:embed="rId12"/>
+                    <a:stretch>
+                      <a:fillRect/>
+                    </a:stretch>
+                  </pic:blipFill>
+                  <pic:spPr>
+                    <a:xfrm>
+                      <a:off x="0" y="0"/>
+                      <a:ext cx="5731510" cy="2817495"/>
+                    </a:xfrm>
+                    <a:prstGeom prst="rect">
+                      <a:avLst/>
+                    </a:prstGeom>
+                  </pic:spPr>
+                </pic:pic>
+              </a:graphicData>
+            </a:graphic>
+          </wp:inline>
+        </w:drawing>
       </w:r>
     </w:p>
     <w:tbl>
@@ -11774,6 +12113,7 @@
           </w:tcPr>
           <w:p>
             <w:r>
+              <w:lastRenderedPageBreak/>
               <w:t>2025-04</w:t>
             </w:r>
           </w:p>
@@ -11863,7 +12203,6 @@
           </w:tcPr>
           <w:p>
             <w:r>
-              <w:lastRenderedPageBreak/>
               <w:t>2025-05</w:t>
             </w:r>
           </w:p>
@@ -13042,6 +13381,55 @@
         <w:t>answers the "cost impact" business question)</w:t>
       </w:r>
     </w:p>
+    <w:p>
+      <w:pPr>
+        <w:rPr>
+          <w:b/>
+          <w:bCs/>
+        </w:rPr>
+      </w:pPr>
+      <w:r>
+        <w:rPr>
+          <w:b/>
+          <w:bCs/>
+        </w:rPr>
+        <w:drawing>
+          <wp:inline distT="0" distB="0" distL="0" distR="0" wp14:anchorId="1BCE5F67" wp14:editId="490B5FC9">
+            <wp:extent cx="5731510" cy="2800985"/>
+            <wp:effectExtent l="0" t="0" r="2540" b="0"/>
+            <wp:docPr id="1289415905" name="Picture 1"/>
+            <wp:cNvGraphicFramePr>
+              <a:graphicFrameLocks xmlns:a="http://schemas.openxmlformats.org/drawingml/2006/main" noChangeAspect="1"/>
+            </wp:cNvGraphicFramePr>
+            <a:graphic xmlns:a="http://schemas.openxmlformats.org/drawingml/2006/main">
+              <a:graphicData uri="http://schemas.openxmlformats.org/drawingml/2006/picture">
+                <pic:pic xmlns:pic="http://schemas.openxmlformats.org/drawingml/2006/picture">
+                  <pic:nvPicPr>
+                    <pic:cNvPr id="1289415905" name=""/>
+                    <pic:cNvPicPr/>
+                  </pic:nvPicPr>
+                  <pic:blipFill>
+                    <a:blip r:embed="rId13"/>
+                    <a:stretch>
+                      <a:fillRect/>
+                    </a:stretch>
+                  </pic:blipFill>
+                  <pic:spPr>
+                    <a:xfrm>
+                      <a:off x="0" y="0"/>
+                      <a:ext cx="5731510" cy="2800985"/>
+                    </a:xfrm>
+                    <a:prstGeom prst="rect">
+                      <a:avLst/>
+                    </a:prstGeom>
+                  </pic:spPr>
+                </pic:pic>
+              </a:graphicData>
+            </a:graphic>
+          </wp:inline>
+        </w:drawing>
+      </w:r>
+    </w:p>
     <w:tbl>
       <w:tblPr>
         <w:tblW w:w="0" w:type="auto"/>
@@ -13173,6 +13561,7 @@
           </w:tcPr>
           <w:p>
             <w:r>
+              <w:lastRenderedPageBreak/>
               <w:t>Not readmitted</w:t>
             </w:r>
           </w:p>
@@ -13271,13 +13660,75 @@
     <w:p/>
     <w:p/>
     <w:p/>
+    <w:p>
+      <w:r>
+        <w:t>-- E6b. Financial: cost of the READMISSION STAYS themselves (the return visits).</w:t>
+      </w:r>
+    </w:p>
+    <w:p>
+      <w:r>
+        <w:t>--      A return visit is an admission 1-30 days after the patient's previous discharge.</w:t>
+      </w:r>
+    </w:p>
+    <w:p>
+      <w:r>
+        <w:t>--      No reporting-window filter here: the 58 late rows ARE return visits.</w:t>
+      </w:r>
+    </w:p>
+    <w:p>
+      <w:r>
+        <w:t>--      EXPECT: 2435 stays (same as the number of readmissions flagged), total about 41.1 million, average about 16,900</w:t>
+      </w:r>
+    </w:p>
     <w:p/>
     <w:p/>
-    <w:p/>
-    <w:p/>
-    <w:p/>
-    <w:p/>
-    <w:p/>
+    <w:p>
+      <w:r>
+        <w:drawing>
+          <wp:inline distT="0" distB="0" distL="0" distR="0" wp14:anchorId="77F3A212" wp14:editId="0AB5225A">
+            <wp:extent cx="5731510" cy="2750820"/>
+            <wp:effectExtent l="0" t="0" r="2540" b="0"/>
+            <wp:docPr id="435251372" name="Picture 1"/>
+            <wp:cNvGraphicFramePr>
+              <a:graphicFrameLocks xmlns:a="http://schemas.openxmlformats.org/drawingml/2006/main" noChangeAspect="1"/>
+            </wp:cNvGraphicFramePr>
+            <a:graphic xmlns:a="http://schemas.openxmlformats.org/drawingml/2006/main">
+              <a:graphicData uri="http://schemas.openxmlformats.org/drawingml/2006/picture">
+                <pic:pic xmlns:pic="http://schemas.openxmlformats.org/drawingml/2006/picture">
+                  <pic:nvPicPr>
+                    <pic:cNvPr id="435251372" name=""/>
+                    <pic:cNvPicPr/>
+                  </pic:nvPicPr>
+                  <pic:blipFill>
+                    <a:blip r:embed="rId14"/>
+                    <a:stretch>
+                      <a:fillRect/>
+                    </a:stretch>
+                  </pic:blipFill>
+                  <pic:spPr>
+                    <a:xfrm>
+                      <a:off x="0" y="0"/>
+                      <a:ext cx="5731510" cy="2750820"/>
+                    </a:xfrm>
+                    <a:prstGeom prst="rect">
+                      <a:avLst/>
+                    </a:prstGeom>
+                  </pic:spPr>
+                </pic:pic>
+              </a:graphicData>
+            </a:graphic>
+          </wp:inline>
+        </w:drawing>
+      </w:r>
+    </w:p>
+    <w:p>
+      <w:pPr>
+        <w:rPr>
+          <w:b/>
+          <w:bCs/>
+        </w:rPr>
+      </w:pPr>
+    </w:p>
     <w:p>
       <w:pPr>
         <w:rPr>
@@ -13290,7 +13741,6 @@
           <w:b/>
           <w:bCs/>
         </w:rPr>
-        <w:lastRenderedPageBreak/>
         <w:t xml:space="preserve">E7. Readmission Rate by Risk </w:t>
       </w:r>
       <w:proofErr w:type="gramStart"/>
@@ -13310,7 +13760,46 @@
       </w:r>
       <w:proofErr w:type="gramEnd"/>
     </w:p>
-    <w:p/>
+    <w:p>
+      <w:r>
+        <w:lastRenderedPageBreak/>
+        <w:drawing>
+          <wp:inline distT="0" distB="0" distL="0" distR="0" wp14:anchorId="19763021" wp14:editId="3984A5A6">
+            <wp:extent cx="5731510" cy="2777490"/>
+            <wp:effectExtent l="0" t="0" r="2540" b="3810"/>
+            <wp:docPr id="606405119" name="Picture 1"/>
+            <wp:cNvGraphicFramePr>
+              <a:graphicFrameLocks xmlns:a="http://schemas.openxmlformats.org/drawingml/2006/main" noChangeAspect="1"/>
+            </wp:cNvGraphicFramePr>
+            <a:graphic xmlns:a="http://schemas.openxmlformats.org/drawingml/2006/main">
+              <a:graphicData uri="http://schemas.openxmlformats.org/drawingml/2006/picture">
+                <pic:pic xmlns:pic="http://schemas.openxmlformats.org/drawingml/2006/picture">
+                  <pic:nvPicPr>
+                    <pic:cNvPr id="606405119" name=""/>
+                    <pic:cNvPicPr/>
+                  </pic:nvPicPr>
+                  <pic:blipFill>
+                    <a:blip r:embed="rId15"/>
+                    <a:stretch>
+                      <a:fillRect/>
+                    </a:stretch>
+                  </pic:blipFill>
+                  <pic:spPr>
+                    <a:xfrm>
+                      <a:off x="0" y="0"/>
+                      <a:ext cx="5731510" cy="2777490"/>
+                    </a:xfrm>
+                    <a:prstGeom prst="rect">
+                      <a:avLst/>
+                    </a:prstGeom>
+                  </pic:spPr>
+                </pic:pic>
+              </a:graphicData>
+            </a:graphic>
+          </wp:inline>
+        </w:drawing>
+      </w:r>
+    </w:p>
     <w:tbl>
       <w:tblPr>
         <w:tblW w:w="0" w:type="auto"/>
@@ -14317,6 +14806,7 @@
           </w:tcPr>
           <w:p>
             <w:r>
+              <w:lastRenderedPageBreak/>
               <w:t>hba1c_band</w:t>
             </w:r>
           </w:p>
@@ -14697,7 +15187,6 @@
           <w:p>
             <w:proofErr w:type="spellStart"/>
             <w:r>
-              <w:lastRenderedPageBreak/>
               <w:t>los_band</w:t>
             </w:r>
             <w:proofErr w:type="spellEnd"/>
